--- a/ADR/ADR-001_Arquitetura_Hibrida_AnaliseCredito.docx
+++ b/ADR/ADR-001_Arquitetura_Hibrida_AnaliseCredito.docx
@@ -6,12 +6,14 @@
       <w:pPr>
         <w:jc w:val="center"/>
         <w:rPr>
+          <w:rFonts w:ascii="Arial" w:hAnsi="Arial" w:cs="Arial"/>
           <w:b/>
           <w:bCs/>
         </w:rPr>
       </w:pPr>
       <w:r>
         <w:rPr>
+          <w:rFonts w:ascii="Arial" w:hAnsi="Arial" w:cs="Arial"/>
           <w:b/>
           <w:bCs/>
         </w:rPr>
@@ -21,6 +23,7 @@
     <w:p>
       <w:pPr>
         <w:rPr>
+          <w:rFonts w:ascii="Arial" w:hAnsi="Arial" w:cs="Arial"/>
           <w:b/>
           <w:bCs/>
           <w:u w:val="single"/>
@@ -30,51 +33,48 @@
     <w:p>
       <w:pPr>
         <w:rPr>
+          <w:rFonts w:ascii="Arial" w:hAnsi="Arial" w:cs="Arial"/>
           <w:b/>
           <w:bCs/>
-          <w:u w:val="single"/>
-        </w:rPr>
-      </w:pPr>
-      <w:r>
-        <w:rPr>
+        </w:rPr>
+      </w:pPr>
+      <w:r>
+        <w:rPr>
+          <w:rFonts w:ascii="Arial" w:hAnsi="Arial" w:cs="Arial"/>
           <w:b/>
           <w:bCs/>
-          <w:u w:val="single"/>
-        </w:rPr>
-        <w:t>Context</w:t>
-      </w:r>
-      <w:r>
-        <w:rPr>
-          <w:b/>
-          <w:bCs/>
-          <w:u w:val="single"/>
-        </w:rPr>
-        <w:t>o</w:t>
+        </w:rPr>
+        <w:t>Contexto</w:t>
       </w:r>
     </w:p>
     <w:p>
       <w:pPr>
         <w:ind w:left="360"/>
-      </w:pPr>
-      <w:r>
-        <w:t xml:space="preserve">O sistema deve processar aproximadamente </w:t>
-      </w:r>
-      <w:r>
-        <w:rPr>
-          <w:b/>
-          <w:bCs/>
-        </w:rPr>
-        <w:t>10.000 solicitações de crédito por dia</w:t>
-      </w:r>
-      <w:r>
-        <w:t xml:space="preserve"> para </w:t>
+        <w:rPr>
+          <w:rFonts w:ascii="Arial" w:hAnsi="Arial" w:cs="Arial"/>
+        </w:rPr>
+      </w:pPr>
+      <w:r>
+        <w:rPr>
+          <w:rFonts w:ascii="Arial" w:hAnsi="Arial" w:cs="Arial"/>
+        </w:rPr>
+        <w:t>O sistema deve processar aproximadamente 10.000 solicitações de crédito por dia para</w:t>
+      </w:r>
+      <w:r>
+        <w:t xml:space="preserve"> </w:t>
       </w:r>
       <w:proofErr w:type="spellStart"/>
       <w:r>
+        <w:rPr>
+          <w:rFonts w:ascii="Arial" w:hAnsi="Arial" w:cs="Arial"/>
+        </w:rPr>
         <w:t>PMEs</w:t>
       </w:r>
       <w:proofErr w:type="spellEnd"/>
       <w:r>
+        <w:rPr>
+          <w:rFonts w:ascii="Arial" w:hAnsi="Arial" w:cs="Arial"/>
+        </w:rPr>
         <w:t xml:space="preserve"> utilizando dados:</w:t>
       </w:r>
     </w:p>
@@ -89,8 +89,14 @@
           <w:tab w:val="num" w:pos="1080"/>
         </w:tabs>
         <w:ind w:left="1080"/>
-      </w:pPr>
-      <w:r>
+        <w:rPr>
+          <w:rFonts w:ascii="Arial" w:hAnsi="Arial" w:cs="Arial"/>
+        </w:rPr>
+      </w:pPr>
+      <w:r>
+        <w:rPr>
+          <w:rFonts w:ascii="Arial" w:hAnsi="Arial" w:cs="Arial"/>
+        </w:rPr>
         <w:t>Estruturados (histórico financeiro, balanços, cadastro)</w:t>
       </w:r>
     </w:p>
@@ -105,24 +111,42 @@
           <w:tab w:val="num" w:pos="1080"/>
         </w:tabs>
         <w:ind w:left="1080"/>
-      </w:pPr>
-      <w:r>
+        <w:rPr>
+          <w:rFonts w:ascii="Arial" w:hAnsi="Arial" w:cs="Arial"/>
+        </w:rPr>
+      </w:pPr>
+      <w:r>
+        <w:rPr>
+          <w:rFonts w:ascii="Arial" w:hAnsi="Arial" w:cs="Arial"/>
+        </w:rPr>
         <w:t>Não estruturados (</w:t>
       </w:r>
       <w:proofErr w:type="spellStart"/>
       <w:r>
+        <w:rPr>
+          <w:rFonts w:ascii="Arial" w:hAnsi="Arial" w:cs="Arial"/>
+        </w:rPr>
         <w:t>emails</w:t>
       </w:r>
       <w:proofErr w:type="spellEnd"/>
       <w:r>
+        <w:rPr>
+          <w:rFonts w:ascii="Arial" w:hAnsi="Arial" w:cs="Arial"/>
+        </w:rPr>
         <w:t>, contratos PDF, notícias)</w:t>
       </w:r>
     </w:p>
     <w:p>
       <w:pPr>
         <w:ind w:left="360"/>
-      </w:pPr>
-      <w:r>
+        <w:rPr>
+          <w:rFonts w:ascii="Arial" w:hAnsi="Arial" w:cs="Arial"/>
+        </w:rPr>
+      </w:pPr>
+      <w:r>
+        <w:rPr>
+          <w:rFonts w:ascii="Arial" w:hAnsi="Arial" w:cs="Arial"/>
+        </w:rPr>
         <w:t>Além disso, o sistema deve:</w:t>
       </w:r>
     </w:p>
@@ -137,16 +161,15 @@
           <w:tab w:val="num" w:pos="1080"/>
         </w:tabs>
         <w:ind w:left="1080"/>
-      </w:pPr>
-      <w:r>
-        <w:t xml:space="preserve">gerar </w:t>
-      </w:r>
-      <w:r>
-        <w:rPr>
-          <w:b/>
-          <w:bCs/>
-        </w:rPr>
-        <w:t>decisão automática</w:t>
+        <w:rPr>
+          <w:rFonts w:ascii="Arial" w:hAnsi="Arial" w:cs="Arial"/>
+        </w:rPr>
+      </w:pPr>
+      <w:r>
+        <w:rPr>
+          <w:rFonts w:ascii="Arial" w:hAnsi="Arial" w:cs="Arial"/>
+        </w:rPr>
+        <w:t>gerar decisão automática</w:t>
       </w:r>
     </w:p>
     <w:p>
@@ -160,16 +183,15 @@
           <w:tab w:val="num" w:pos="1080"/>
         </w:tabs>
         <w:ind w:left="1080"/>
-      </w:pPr>
-      <w:r>
-        <w:t xml:space="preserve">fornecer </w:t>
-      </w:r>
-      <w:r>
-        <w:rPr>
-          <w:b/>
-          <w:bCs/>
-        </w:rPr>
-        <w:t>justificativa auditável</w:t>
+        <w:rPr>
+          <w:rFonts w:ascii="Arial" w:hAnsi="Arial" w:cs="Arial"/>
+        </w:rPr>
+      </w:pPr>
+      <w:r>
+        <w:rPr>
+          <w:rFonts w:ascii="Arial" w:hAnsi="Arial" w:cs="Arial"/>
+        </w:rPr>
+        <w:t>fornecer justificativa auditável</w:t>
       </w:r>
     </w:p>
     <w:p>
@@ -183,72 +205,68 @@
           <w:tab w:val="num" w:pos="1080"/>
         </w:tabs>
         <w:ind w:left="1080"/>
-      </w:pPr>
-      <w:r>
-        <w:t xml:space="preserve">manter </w:t>
-      </w:r>
-      <w:r>
-        <w:rPr>
+        <w:rPr>
+          <w:rFonts w:ascii="Arial" w:hAnsi="Arial" w:cs="Arial"/>
+        </w:rPr>
+      </w:pPr>
+      <w:r>
+        <w:rPr>
+          <w:rFonts w:ascii="Arial" w:hAnsi="Arial" w:cs="Arial"/>
+        </w:rPr>
+        <w:t>manter baixo custo operacional</w:t>
+      </w:r>
+    </w:p>
+    <w:p>
+      <w:pPr>
+        <w:ind w:left="360"/>
+        <w:rPr>
+          <w:rFonts w:ascii="Arial" w:hAnsi="Arial" w:cs="Arial"/>
+        </w:rPr>
+      </w:pPr>
+      <w:proofErr w:type="spellStart"/>
+      <w:r>
+        <w:rPr>
+          <w:rFonts w:ascii="Arial" w:hAnsi="Arial" w:cs="Arial"/>
+        </w:rPr>
+        <w:t>LLMs</w:t>
+      </w:r>
+      <w:proofErr w:type="spellEnd"/>
+      <w:r>
+        <w:rPr>
+          <w:rFonts w:ascii="Arial" w:hAnsi="Arial" w:cs="Arial"/>
+        </w:rPr>
+        <w:t xml:space="preserve"> possuem alto custo e baixa determinismo para cálculo de risco numérico.</w:t>
+      </w:r>
+    </w:p>
+    <w:p>
+      <w:pPr>
+        <w:rPr>
+          <w:rFonts w:ascii="Arial" w:hAnsi="Arial" w:cs="Arial"/>
           <w:b/>
           <w:bCs/>
         </w:rPr>
-        <w:t>baixo custo operacional</w:t>
-      </w:r>
-    </w:p>
-    <w:p>
-      <w:pPr>
-        <w:ind w:left="360"/>
-      </w:pPr>
-      <w:proofErr w:type="spellStart"/>
-      <w:r>
-        <w:t>LLMs</w:t>
-      </w:r>
-      <w:proofErr w:type="spellEnd"/>
-      <w:r>
-        <w:t xml:space="preserve"> possuem alto custo e baixa determinismo para cálculo de risco numérico.</w:t>
-      </w:r>
-    </w:p>
-    <w:p>
-      <w:pPr>
-        <w:rPr>
+      </w:pPr>
+      <w:r>
+        <w:rPr>
+          <w:rFonts w:ascii="Arial" w:hAnsi="Arial" w:cs="Arial"/>
           <w:b/>
           <w:bCs/>
-          <w:u w:val="single"/>
-        </w:rPr>
-      </w:pPr>
-      <w:r>
-        <w:rPr>
-          <w:b/>
-          <w:bCs/>
-          <w:u w:val="single"/>
-        </w:rPr>
-        <w:t>Deci</w:t>
-      </w:r>
-      <w:r>
-        <w:rPr>
-          <w:b/>
-          <w:bCs/>
-          <w:u w:val="single"/>
-        </w:rPr>
-        <w:t>são</w:t>
+        </w:rPr>
+        <w:t>Decisão</w:t>
       </w:r>
     </w:p>
     <w:p>
       <w:pPr>
         <w:ind w:left="360"/>
-      </w:pPr>
-      <w:r>
-        <w:t xml:space="preserve">Adotar uma </w:t>
-      </w:r>
-      <w:r>
-        <w:rPr>
-          <w:b/>
-          <w:bCs/>
-        </w:rPr>
-        <w:t>arquitetura híbrida</w:t>
-      </w:r>
-      <w:r>
-        <w:t xml:space="preserve"> composta por:</w:t>
+        <w:rPr>
+          <w:rFonts w:ascii="Arial" w:hAnsi="Arial" w:cs="Arial"/>
+        </w:rPr>
+      </w:pPr>
+      <w:r>
+        <w:rPr>
+          <w:rFonts w:ascii="Arial" w:hAnsi="Arial" w:cs="Arial"/>
+        </w:rPr>
+        <w:t>Adotar uma arquitetura híbrida composta por:</w:t>
       </w:r>
     </w:p>
     <w:p>
@@ -262,32 +280,29 @@
           <w:tab w:val="num" w:pos="1080"/>
         </w:tabs>
         <w:ind w:left="1080"/>
-      </w:pPr>
-      <w:r>
-        <w:rPr>
-          <w:b/>
-          <w:bCs/>
+        <w:rPr>
+          <w:rFonts w:ascii="Arial" w:hAnsi="Arial" w:cs="Arial"/>
+        </w:rPr>
+      </w:pPr>
+      <w:r>
+        <w:rPr>
+          <w:rFonts w:ascii="Arial" w:hAnsi="Arial" w:cs="Arial"/>
         </w:rPr>
         <w:t>Modelo clássico de Machine Learning (</w:t>
       </w:r>
       <w:proofErr w:type="spellStart"/>
       <w:r>
         <w:rPr>
-          <w:b/>
-          <w:bCs/>
+          <w:rFonts w:ascii="Arial" w:hAnsi="Arial" w:cs="Arial"/>
         </w:rPr>
         <w:t>XGBoost</w:t>
       </w:r>
       <w:proofErr w:type="spellEnd"/>
       <w:r>
         <w:rPr>
-          <w:b/>
-          <w:bCs/>
-        </w:rPr>
-        <w:t>)</w:t>
-      </w:r>
-      <w:r>
-        <w:t xml:space="preserve"> para cálculo do score de risco</w:t>
+          <w:rFonts w:ascii="Arial" w:hAnsi="Arial" w:cs="Arial"/>
+        </w:rPr>
+        <w:t>) para cálculo do score de risco</w:t>
       </w:r>
     </w:p>
     <w:p>
@@ -301,23 +316,28 @@
           <w:tab w:val="num" w:pos="1080"/>
         </w:tabs>
         <w:ind w:left="1080"/>
-      </w:pPr>
-      <w:r>
-        <w:rPr>
-          <w:b/>
-          <w:bCs/>
-        </w:rPr>
-        <w:t>LLM (Gemini)</w:t>
-      </w:r>
-      <w:r>
-        <w:t xml:space="preserve"> apenas para geração de justificativa contextual baseada em dados recuperados</w:t>
+        <w:rPr>
+          <w:rFonts w:ascii="Arial" w:hAnsi="Arial" w:cs="Arial"/>
+        </w:rPr>
+      </w:pPr>
+      <w:r>
+        <w:rPr>
+          <w:rFonts w:ascii="Arial" w:hAnsi="Arial" w:cs="Arial"/>
+        </w:rPr>
+        <w:t>LLM (Gemini) apenas para geração de justificativa contextual baseada em dados recuperados</w:t>
       </w:r>
     </w:p>
     <w:p>
       <w:pPr>
         <w:ind w:left="360"/>
-      </w:pPr>
-      <w:r>
+        <w:rPr>
+          <w:rFonts w:ascii="Arial" w:hAnsi="Arial" w:cs="Arial"/>
+        </w:rPr>
+      </w:pPr>
+      <w:r>
+        <w:rPr>
+          <w:rFonts w:ascii="Arial" w:hAnsi="Arial" w:cs="Arial"/>
+        </w:rPr>
         <w:t>Componentes principais:</w:t>
       </w:r>
     </w:p>
@@ -332,13 +352,22 @@
           <w:tab w:val="num" w:pos="1080"/>
         </w:tabs>
         <w:ind w:left="1080"/>
+        <w:rPr>
+          <w:rFonts w:ascii="Arial" w:hAnsi="Arial" w:cs="Arial"/>
+        </w:rPr>
       </w:pPr>
       <w:proofErr w:type="spellStart"/>
       <w:r>
+        <w:rPr>
+          <w:rFonts w:ascii="Arial" w:hAnsi="Arial" w:cs="Arial"/>
+        </w:rPr>
         <w:t>BigQuery</w:t>
       </w:r>
       <w:proofErr w:type="spellEnd"/>
       <w:r>
+        <w:rPr>
+          <w:rFonts w:ascii="Arial" w:hAnsi="Arial" w:cs="Arial"/>
+        </w:rPr>
         <w:t xml:space="preserve"> → dados estruturados</w:t>
       </w:r>
     </w:p>
@@ -353,8 +382,14 @@
           <w:tab w:val="num" w:pos="1080"/>
         </w:tabs>
         <w:ind w:left="1080"/>
-      </w:pPr>
-      <w:r>
+        <w:rPr>
+          <w:rFonts w:ascii="Arial" w:hAnsi="Arial" w:cs="Arial"/>
+        </w:rPr>
+      </w:pPr>
+      <w:r>
+        <w:rPr>
+          <w:rFonts w:ascii="Arial" w:hAnsi="Arial" w:cs="Arial"/>
+        </w:rPr>
         <w:t>Feature Store → features do modelo</w:t>
       </w:r>
     </w:p>
@@ -369,29 +404,50 @@
           <w:tab w:val="num" w:pos="1080"/>
         </w:tabs>
         <w:ind w:left="1080"/>
+        <w:rPr>
+          <w:rFonts w:ascii="Arial" w:hAnsi="Arial" w:cs="Arial"/>
+        </w:rPr>
       </w:pPr>
       <w:proofErr w:type="spellStart"/>
       <w:r>
+        <w:rPr>
+          <w:rFonts w:ascii="Arial" w:hAnsi="Arial" w:cs="Arial"/>
+        </w:rPr>
         <w:t>XGBoost</w:t>
       </w:r>
       <w:proofErr w:type="spellEnd"/>
       <w:r>
+        <w:rPr>
+          <w:rFonts w:ascii="Arial" w:hAnsi="Arial" w:cs="Arial"/>
+        </w:rPr>
         <w:t xml:space="preserve"> executando em Cloud </w:t>
       </w:r>
       <w:proofErr w:type="spellStart"/>
       <w:r>
+        <w:rPr>
+          <w:rFonts w:ascii="Arial" w:hAnsi="Arial" w:cs="Arial"/>
+        </w:rPr>
         <w:t>Run</w:t>
       </w:r>
       <w:proofErr w:type="spellEnd"/>
       <w:r>
+        <w:rPr>
+          <w:rFonts w:ascii="Arial" w:hAnsi="Arial" w:cs="Arial"/>
+        </w:rPr>
         <w:t xml:space="preserve"> / </w:t>
       </w:r>
       <w:proofErr w:type="spellStart"/>
       <w:r>
+        <w:rPr>
+          <w:rFonts w:ascii="Arial" w:hAnsi="Arial" w:cs="Arial"/>
+        </w:rPr>
         <w:t>Vertex</w:t>
       </w:r>
       <w:proofErr w:type="spellEnd"/>
       <w:r>
+        <w:rPr>
+          <w:rFonts w:ascii="Arial" w:hAnsi="Arial" w:cs="Arial"/>
+        </w:rPr>
         <w:t xml:space="preserve"> AI</w:t>
       </w:r>
     </w:p>
@@ -406,13 +462,22 @@
           <w:tab w:val="num" w:pos="1080"/>
         </w:tabs>
         <w:ind w:left="1080"/>
+        <w:rPr>
+          <w:rFonts w:ascii="Arial" w:hAnsi="Arial" w:cs="Arial"/>
+        </w:rPr>
       </w:pPr>
       <w:proofErr w:type="spellStart"/>
       <w:r>
+        <w:rPr>
+          <w:rFonts w:ascii="Arial" w:hAnsi="Arial" w:cs="Arial"/>
+        </w:rPr>
         <w:t>Vertex</w:t>
       </w:r>
       <w:proofErr w:type="spellEnd"/>
       <w:r>
+        <w:rPr>
+          <w:rFonts w:ascii="Arial" w:hAnsi="Arial" w:cs="Arial"/>
+        </w:rPr>
         <w:t xml:space="preserve"> AI Vector Search → busca semântica</w:t>
       </w:r>
     </w:p>
@@ -427,41 +492,45 @@
           <w:tab w:val="num" w:pos="1080"/>
         </w:tabs>
         <w:ind w:left="1080"/>
-      </w:pPr>
-      <w:r>
+        <w:rPr>
+          <w:rFonts w:ascii="Arial" w:hAnsi="Arial" w:cs="Arial"/>
+        </w:rPr>
+      </w:pPr>
+      <w:r>
+        <w:rPr>
+          <w:rFonts w:ascii="Arial" w:hAnsi="Arial" w:cs="Arial"/>
+        </w:rPr>
         <w:t>Gemini → geração da justificativa</w:t>
       </w:r>
     </w:p>
     <w:p>
       <w:pPr>
         <w:rPr>
+          <w:rFonts w:ascii="Arial" w:hAnsi="Arial" w:cs="Arial"/>
           <w:b/>
           <w:bCs/>
-          <w:u w:val="single"/>
-        </w:rPr>
-      </w:pPr>
-      <w:r>
-        <w:rPr>
+        </w:rPr>
+      </w:pPr>
+      <w:r>
+        <w:rPr>
+          <w:rFonts w:ascii="Arial" w:hAnsi="Arial" w:cs="Arial"/>
           <w:b/>
           <w:bCs/>
-          <w:u w:val="single"/>
-        </w:rPr>
-        <w:t>Ra</w:t>
-      </w:r>
-      <w:r>
-        <w:rPr>
-          <w:b/>
-          <w:bCs/>
-          <w:u w:val="single"/>
-        </w:rPr>
-        <w:t>cional</w:t>
+        </w:rPr>
+        <w:t>Racional</w:t>
       </w:r>
     </w:p>
     <w:p>
       <w:pPr>
         <w:ind w:left="360"/>
-      </w:pPr>
-      <w:r>
+        <w:rPr>
+          <w:rFonts w:ascii="Arial" w:hAnsi="Arial" w:cs="Arial"/>
+        </w:rPr>
+      </w:pPr>
+      <w:r>
+        <w:rPr>
+          <w:rFonts w:ascii="Arial" w:hAnsi="Arial" w:cs="Arial"/>
+        </w:rPr>
         <w:t>Modelos tradicionais são superiores para dados tabulares financeiros:</w:t>
       </w:r>
     </w:p>
@@ -476,16 +545,15 @@
           <w:tab w:val="num" w:pos="1080"/>
         </w:tabs>
         <w:ind w:left="1080"/>
-      </w:pPr>
-      <w:r>
-        <w:t xml:space="preserve">melhor desempenho em </w:t>
-      </w:r>
-      <w:r>
-        <w:rPr>
-          <w:b/>
-          <w:bCs/>
-        </w:rPr>
-        <w:t>tabular data</w:t>
+        <w:rPr>
+          <w:rFonts w:ascii="Arial" w:hAnsi="Arial" w:cs="Arial"/>
+        </w:rPr>
+      </w:pPr>
+      <w:r>
+        <w:rPr>
+          <w:rFonts w:ascii="Arial" w:hAnsi="Arial" w:cs="Arial"/>
+        </w:rPr>
+        <w:t>melhor desempenho em tabular data</w:t>
       </w:r>
     </w:p>
     <w:p>
@@ -499,16 +567,15 @@
           <w:tab w:val="num" w:pos="1080"/>
         </w:tabs>
         <w:ind w:left="1080"/>
-      </w:pPr>
-      <w:r>
-        <w:t xml:space="preserve">maior </w:t>
-      </w:r>
-      <w:r>
-        <w:rPr>
-          <w:b/>
-          <w:bCs/>
-        </w:rPr>
-        <w:t>explicabilidade</w:t>
+        <w:rPr>
+          <w:rFonts w:ascii="Arial" w:hAnsi="Arial" w:cs="Arial"/>
+        </w:rPr>
+      </w:pPr>
+      <w:r>
+        <w:rPr>
+          <w:rFonts w:ascii="Arial" w:hAnsi="Arial" w:cs="Arial"/>
+        </w:rPr>
+        <w:t>maior explicabilidade</w:t>
       </w:r>
     </w:p>
     <w:p>
@@ -522,17 +589,15 @@
           <w:tab w:val="num" w:pos="1080"/>
         </w:tabs>
         <w:ind w:left="1080"/>
-      </w:pPr>
-      <w:r>
-        <w:lastRenderedPageBreak/>
-        <w:t xml:space="preserve">menor </w:t>
-      </w:r>
-      <w:r>
-        <w:rPr>
-          <w:b/>
-          <w:bCs/>
-        </w:rPr>
-        <w:t>custo de inferência</w:t>
+        <w:rPr>
+          <w:rFonts w:ascii="Arial" w:hAnsi="Arial" w:cs="Arial"/>
+        </w:rPr>
+      </w:pPr>
+      <w:r>
+        <w:rPr>
+          <w:rFonts w:ascii="Arial" w:hAnsi="Arial" w:cs="Arial"/>
+        </w:rPr>
+        <w:t>menor custo de inferência</w:t>
       </w:r>
     </w:p>
     <w:p>
@@ -546,28 +611,37 @@
           <w:tab w:val="num" w:pos="1080"/>
         </w:tabs>
         <w:ind w:left="1080"/>
-      </w:pPr>
-      <w:r>
-        <w:t xml:space="preserve">comportamento </w:t>
-      </w:r>
-      <w:r>
-        <w:rPr>
-          <w:b/>
-          <w:bCs/>
-        </w:rPr>
-        <w:t>determinístico</w:t>
+        <w:rPr>
+          <w:rFonts w:ascii="Arial" w:hAnsi="Arial" w:cs="Arial"/>
+        </w:rPr>
+      </w:pPr>
+      <w:r>
+        <w:rPr>
+          <w:rFonts w:ascii="Arial" w:hAnsi="Arial" w:cs="Arial"/>
+        </w:rPr>
+        <w:lastRenderedPageBreak/>
+        <w:t>comportamento determinístico</w:t>
       </w:r>
     </w:p>
     <w:p>
       <w:pPr>
         <w:ind w:left="360"/>
+        <w:rPr>
+          <w:rFonts w:ascii="Arial" w:hAnsi="Arial" w:cs="Arial"/>
+        </w:rPr>
       </w:pPr>
       <w:proofErr w:type="spellStart"/>
       <w:r>
+        <w:rPr>
+          <w:rFonts w:ascii="Arial" w:hAnsi="Arial" w:cs="Arial"/>
+        </w:rPr>
         <w:t>LLMs</w:t>
       </w:r>
       <w:proofErr w:type="spellEnd"/>
       <w:r>
+        <w:rPr>
+          <w:rFonts w:ascii="Arial" w:hAnsi="Arial" w:cs="Arial"/>
+        </w:rPr>
         <w:t xml:space="preserve"> são utilizados apenas onde agregam valor:</w:t>
       </w:r>
     </w:p>
@@ -582,8 +656,14 @@
           <w:tab w:val="num" w:pos="1080"/>
         </w:tabs>
         <w:ind w:left="1080"/>
-      </w:pPr>
-      <w:r>
+        <w:rPr>
+          <w:rFonts w:ascii="Arial" w:hAnsi="Arial" w:cs="Arial"/>
+        </w:rPr>
+      </w:pPr>
+      <w:r>
+        <w:rPr>
+          <w:rFonts w:ascii="Arial" w:hAnsi="Arial" w:cs="Arial"/>
+        </w:rPr>
         <w:t>interpretação de texto</w:t>
       </w:r>
     </w:p>
@@ -598,46 +678,46 @@
           <w:tab w:val="num" w:pos="1080"/>
         </w:tabs>
         <w:ind w:left="1080"/>
-      </w:pPr>
-      <w:r>
+        <w:rPr>
+          <w:rFonts w:ascii="Arial" w:hAnsi="Arial" w:cs="Arial"/>
+        </w:rPr>
+      </w:pPr>
+      <w:r>
+        <w:rPr>
+          <w:rFonts w:ascii="Arial" w:hAnsi="Arial" w:cs="Arial"/>
+        </w:rPr>
         <w:t>geração de justificativas</w:t>
       </w:r>
     </w:p>
     <w:p>
       <w:pPr>
         <w:rPr>
+          <w:rFonts w:ascii="Arial" w:hAnsi="Arial" w:cs="Arial"/>
           <w:b/>
           <w:bCs/>
-          <w:u w:val="single"/>
-        </w:rPr>
-      </w:pPr>
-      <w:r>
-        <w:rPr>
+        </w:rPr>
+      </w:pPr>
+      <w:r>
+        <w:rPr>
+          <w:rFonts w:ascii="Arial" w:hAnsi="Arial" w:cs="Arial"/>
           <w:b/>
           <w:bCs/>
-          <w:u w:val="single"/>
-        </w:rPr>
-        <w:t>Consequ</w:t>
-      </w:r>
-      <w:r>
-        <w:rPr>
+        </w:rPr>
+        <w:t>Consequências</w:t>
+      </w:r>
+    </w:p>
+    <w:p>
+      <w:pPr>
+        <w:ind w:left="360"/>
+        <w:rPr>
+          <w:rFonts w:ascii="Arial" w:hAnsi="Arial" w:cs="Arial"/>
           <w:b/>
           <w:bCs/>
-          <w:u w:val="single"/>
-        </w:rPr>
-        <w:t>ências</w:t>
-      </w:r>
-    </w:p>
-    <w:p>
-      <w:pPr>
-        <w:ind w:left="360"/>
-        <w:rPr>
-          <w:b/>
-          <w:bCs/>
-        </w:rPr>
-      </w:pPr>
-      <w:r>
-        <w:rPr>
+        </w:rPr>
+      </w:pPr>
+      <w:r>
+        <w:rPr>
+          <w:rFonts w:ascii="Arial" w:hAnsi="Arial" w:cs="Arial"/>
           <w:b/>
           <w:bCs/>
         </w:rPr>
@@ -655,8 +735,14 @@
           <w:tab w:val="num" w:pos="1080"/>
         </w:tabs>
         <w:ind w:left="1080"/>
-      </w:pPr>
-      <w:r>
+        <w:rPr>
+          <w:rFonts w:ascii="Arial" w:hAnsi="Arial" w:cs="Arial"/>
+        </w:rPr>
+      </w:pPr>
+      <w:r>
+        <w:rPr>
+          <w:rFonts w:ascii="Arial" w:hAnsi="Arial" w:cs="Arial"/>
+        </w:rPr>
         <w:t>redução significativa de custo</w:t>
       </w:r>
     </w:p>
@@ -671,8 +757,14 @@
           <w:tab w:val="num" w:pos="1080"/>
         </w:tabs>
         <w:ind w:left="1080"/>
-      </w:pPr>
-      <w:r>
+        <w:rPr>
+          <w:rFonts w:ascii="Arial" w:hAnsi="Arial" w:cs="Arial"/>
+        </w:rPr>
+      </w:pPr>
+      <w:r>
+        <w:rPr>
+          <w:rFonts w:ascii="Arial" w:hAnsi="Arial" w:cs="Arial"/>
+        </w:rPr>
         <w:t>maior explicabilidade regulatória</w:t>
       </w:r>
     </w:p>
@@ -687,8 +779,14 @@
           <w:tab w:val="num" w:pos="1080"/>
         </w:tabs>
         <w:ind w:left="1080"/>
-      </w:pPr>
-      <w:r>
+        <w:rPr>
+          <w:rFonts w:ascii="Arial" w:hAnsi="Arial" w:cs="Arial"/>
+        </w:rPr>
+      </w:pPr>
+      <w:r>
+        <w:rPr>
+          <w:rFonts w:ascii="Arial" w:hAnsi="Arial" w:cs="Arial"/>
+        </w:rPr>
         <w:t>melhor performance para dados financeiros</w:t>
       </w:r>
     </w:p>
@@ -696,12 +794,14 @@
       <w:pPr>
         <w:ind w:left="360"/>
         <w:rPr>
+          <w:rFonts w:ascii="Arial" w:hAnsi="Arial" w:cs="Arial"/>
           <w:b/>
           <w:bCs/>
         </w:rPr>
       </w:pPr>
       <w:r>
         <w:rPr>
+          <w:rFonts w:ascii="Arial" w:hAnsi="Arial" w:cs="Arial"/>
           <w:b/>
           <w:bCs/>
         </w:rPr>
@@ -719,8 +819,14 @@
           <w:tab w:val="num" w:pos="1080"/>
         </w:tabs>
         <w:ind w:left="1080"/>
-      </w:pPr>
-      <w:r>
+        <w:rPr>
+          <w:rFonts w:ascii="Arial" w:hAnsi="Arial" w:cs="Arial"/>
+        </w:rPr>
+      </w:pPr>
+      <w:r>
+        <w:rPr>
+          <w:rFonts w:ascii="Arial" w:hAnsi="Arial" w:cs="Arial"/>
+        </w:rPr>
         <w:t>arquitetura mais complexa</w:t>
       </w:r>
     </w:p>
@@ -735,8 +841,14 @@
           <w:tab w:val="num" w:pos="1080"/>
         </w:tabs>
         <w:ind w:left="1080"/>
-      </w:pPr>
-      <w:r>
+        <w:rPr>
+          <w:rFonts w:ascii="Arial" w:hAnsi="Arial" w:cs="Arial"/>
+        </w:rPr>
+      </w:pPr>
+      <w:r>
+        <w:rPr>
+          <w:rFonts w:ascii="Arial" w:hAnsi="Arial" w:cs="Arial"/>
+        </w:rPr>
         <w:t>necessidade de manter dois tipos de modelos</w:t>
       </w:r>
     </w:p>
@@ -2879,6 +2991,7 @@
   <w:style w:type="character" w:default="1" w:styleId="Fontepargpadro">
     <w:name w:val="Default Paragraph Font"/>
     <w:uiPriority w:val="1"/>
+    <w:semiHidden/>
     <w:unhideWhenUsed/>
   </w:style>
   <w:style w:type="table" w:default="1" w:styleId="Tabelanormal">
